--- a/sops/flota/3-4-politicas-y-gestion-de-neumaticos.docx
+++ b/sops/flota/3-4-politicas-y-gestion-de-neumaticos.docx
@@ -3017,7 +3017,7 @@
           <w:sz w:val="22"/>
           <w:szCs w:val="22"/>
         </w:rPr>
-        <w:t xml:space="preserve"> de la banda. Cambiar de canal entre rondas mete una diferencia que después se lee como desgaste.</w:t>
+        <w:t>, el del centro de la banda. El canal del hombro tiene otra profundidad, y cambiar de canal entre rondas mete una diferencia que después se lee como desgaste.</w:t>
       </w:r>
     </w:p>
     <w:p>
@@ -3043,16 +3043,16 @@
           <w:sz w:val="22"/>
           <w:szCs w:val="22"/>
         </w:rPr>
-        <w:t>Calibre</w:t>
-      </w:r>
-      <w:r>
-        <w:rPr>
-          <w:rFonts w:ascii="Calibri" w:eastAsia="Times New Roman" w:hAnsi="Calibri" w:cs="Calibri"/>
-          <w:color w:val="111111"/>
-          <w:sz w:val="22"/>
-          <w:szCs w:val="22"/>
-        </w:rPr>
-        <w:t>, no regla ni estimación visual.</w:t>
+        <w:t>Nunca sobre el testigo de desgaste</w:t>
+      </w:r>
+      <w:r>
+        <w:rPr>
+          <w:rFonts w:ascii="Calibri" w:eastAsia="Times New Roman" w:hAnsi="Calibri" w:cs="Calibri"/>
+          <w:color w:val="111111"/>
+          <w:sz w:val="22"/>
+          <w:szCs w:val="22"/>
+        </w:rPr>
+        <w:t>: el resalto que aparece cada tanto dentro del canal está a 1,6 mm del fondo, así que apoyar la varilla ahí hace leer unos 2 mm de menos. Como el testigo está en todas las cubiertas, el error se repite en toda la unidad y la ronda entera queda inservible.</w:t>
       </w:r>
     </w:p>
     <w:p>
@@ -3072,31 +3072,22 @@
       <w:r>
         <w:rPr>
           <w:rFonts w:ascii="Calibri" w:eastAsia="Times New Roman" w:hAnsi="Calibri" w:cs="Calibri"/>
-          <w:color w:val="111111"/>
-          <w:sz w:val="22"/>
-          <w:szCs w:val="22"/>
-        </w:rPr>
-        <w:t xml:space="preserve">El </w:t>
-      </w:r>
-      <w:r>
-        <w:rPr>
-          <w:rFonts w:ascii="Calibri" w:eastAsia="Times New Roman" w:hAnsi="Calibri" w:cs="Calibri"/>
           <w:b/>
           <w:bCs/>
           <w:color w:val="111111"/>
           <w:sz w:val="22"/>
           <w:szCs w:val="22"/>
         </w:rPr>
-        <w:t>km</w:t>
-      </w:r>
-      <w:r>
-        <w:rPr>
-          <w:rFonts w:ascii="Calibri" w:eastAsia="Times New Roman" w:hAnsi="Calibri" w:cs="Calibri"/>
-          <w:color w:val="111111"/>
-          <w:sz w:val="22"/>
-          <w:szCs w:val="22"/>
-        </w:rPr>
-        <w:t xml:space="preserve"> de la medición no se le pide al que mide: lo estampa la app desde el odómetro de las lecturas reales de la unidad, si hay una lectura buena dentro de los 7 días.</w:t>
+        <w:t>Calibre</w:t>
+      </w:r>
+      <w:r>
+        <w:rPr>
+          <w:rFonts w:ascii="Calibri" w:eastAsia="Times New Roman" w:hAnsi="Calibri" w:cs="Calibri"/>
+          <w:color w:val="111111"/>
+          <w:sz w:val="22"/>
+          <w:szCs w:val="22"/>
+        </w:rPr>
+        <w:t>, no regla ni estimación visual. Cerrado tiene que marcar 0,00 antes de empezar la ronda; si no, se pone en cero.</w:t>
       </w:r>
     </w:p>
     <w:p>
@@ -3120,7 +3111,7 @@
           <w:sz w:val="22"/>
           <w:szCs w:val="22"/>
         </w:rPr>
-        <w:t xml:space="preserve">La ronda se carga desde </w:t>
+        <w:t xml:space="preserve">El </w:t>
       </w:r>
       <w:r>
         <w:rPr>
@@ -3131,22 +3122,67 @@
           <w:sz w:val="22"/>
           <w:szCs w:val="22"/>
         </w:rPr>
-        <w:t>Mis neumáticos</w:t>
-      </w:r>
-      <w:r>
-        <w:rPr>
-          <w:rFonts w:ascii="Calibri" w:eastAsia="Times New Roman" w:hAnsi="Calibri" w:cs="Calibri"/>
-          <w:color w:val="111111"/>
-          <w:sz w:val="22"/>
-          <w:szCs w:val="22"/>
-        </w:rPr>
-        <w:t xml:space="preserve"> (operario) o desde el módulo de Neumáticos (supervisión).</w:t>
+        <w:t>km</w:t>
+      </w:r>
+      <w:r>
+        <w:rPr>
+          <w:rFonts w:ascii="Calibri" w:eastAsia="Times New Roman" w:hAnsi="Calibri" w:cs="Calibri"/>
+          <w:color w:val="111111"/>
+          <w:sz w:val="22"/>
+          <w:szCs w:val="22"/>
+        </w:rPr>
+        <w:t xml:space="preserve"> de la medición no se le pide al que mide: lo estampa la app desde el odómetro de las lecturas reales de la unidad, si hay una lectura buena dentro de los 7 días.</w:t>
       </w:r>
     </w:p>
     <w:p>
       <w:pPr>
+        <w:numPr>
+          <w:ilvl w:val="0"/>
+          <w:numId w:val="2"/>
+        </w:numPr>
+        <w:spacing w:before="100" w:beforeAutospacing="1" w:after="100" w:afterAutospacing="1"/>
+        <w:rPr>
+          <w:rFonts w:ascii="Calibri" w:eastAsia="Times New Roman" w:hAnsi="Calibri" w:cs="Calibri"/>
+          <w:color w:val="111111"/>
+          <w:sz w:val="22"/>
+          <w:szCs w:val="22"/>
+        </w:rPr>
+      </w:pPr>
+      <w:r>
+        <w:rPr>
+          <w:rFonts w:ascii="Calibri" w:eastAsia="Times New Roman" w:hAnsi="Calibri" w:cs="Calibri"/>
+          <w:color w:val="111111"/>
+          <w:sz w:val="22"/>
+          <w:szCs w:val="22"/>
+        </w:rPr>
+        <w:lastRenderedPageBreak/>
+        <w:t xml:space="preserve">La ronda se carga desde </w:t>
+      </w:r>
+      <w:r>
+        <w:rPr>
+          <w:rFonts w:ascii="Calibri" w:eastAsia="Times New Roman" w:hAnsi="Calibri" w:cs="Calibri"/>
+          <w:b/>
+          <w:bCs/>
+          <w:color w:val="111111"/>
+          <w:sz w:val="22"/>
+          <w:szCs w:val="22"/>
+        </w:rPr>
+        <w:t>Mis neumáticos</w:t>
+      </w:r>
+      <w:r>
+        <w:rPr>
+          <w:rFonts w:ascii="Calibri" w:eastAsia="Times New Roman" w:hAnsi="Calibri" w:cs="Calibri"/>
+          <w:color w:val="111111"/>
+          <w:sz w:val="22"/>
+          <w:szCs w:val="22"/>
+        </w:rPr>
+        <w:t xml:space="preserve"> (operario) o desde el módulo de Neumáticos (supervisión).</w:t>
+      </w:r>
+    </w:p>
+    <w:p>
+      <w:pPr>
         <w:shd w:val="clear" w:color="auto" w:fill="FFF8E1"/>
-        <w:divId w:val="1968078807"/>
+        <w:divId w:val="200283450"/>
         <w:rPr>
           <w:rFonts w:ascii="Calibri" w:eastAsia="Times New Roman" w:hAnsi="Calibri" w:cs="Calibri"/>
           <w:color w:val="111111"/>
@@ -3177,22 +3213,72 @@
     </w:p>
     <w:p>
       <w:pPr>
-        <w:pStyle w:val="Ttulo3"/>
-        <w:rPr>
-          <w:rFonts w:ascii="Calibri" w:eastAsia="Times New Roman" w:hAnsi="Calibri" w:cs="Calibri"/>
-          <w:color w:val="111111"/>
-        </w:rPr>
-      </w:pPr>
-      <w:r>
-        <w:rPr>
-          <w:rFonts w:ascii="Calibri" w:eastAsia="Times New Roman" w:hAnsi="Calibri" w:cs="Calibri"/>
-          <w:color w:val="111111"/>
-        </w:rPr>
-        <w:t>7.3 Presión</w:t>
+        <w:shd w:val="clear" w:color="auto" w:fill="FFF8E1"/>
+        <w:divId w:val="1850756878"/>
+        <w:rPr>
+          <w:rFonts w:ascii="Calibri" w:eastAsia="Times New Roman" w:hAnsi="Calibri" w:cs="Calibri"/>
+          <w:color w:val="111111"/>
+          <w:sz w:val="20"/>
+          <w:szCs w:val="20"/>
+        </w:rPr>
+      </w:pPr>
+      <w:r>
+        <w:rPr>
+          <w:rFonts w:ascii="Calibri" w:eastAsia="Times New Roman" w:hAnsi="Calibri" w:cs="Calibri"/>
+          <w:b/>
+          <w:bCs/>
+          <w:color w:val="111111"/>
+          <w:sz w:val="20"/>
+          <w:szCs w:val="20"/>
+        </w:rPr>
+        <w:t>Por qué el punto de apoyo es una regla y no un consejo:</w:t>
+      </w:r>
+      <w:r>
+        <w:rPr>
+          <w:rFonts w:ascii="Calibri" w:eastAsia="Times New Roman" w:hAnsi="Calibri" w:cs="Calibri"/>
+          <w:color w:val="111111"/>
+          <w:sz w:val="20"/>
+          <w:szCs w:val="20"/>
+        </w:rPr>
+        <w:t xml:space="preserve"> </w:t>
+      </w:r>
+      <w:r>
+        <w:rPr>
+          <w:rFonts w:ascii="Calibri" w:eastAsia="Times New Roman" w:hAnsi="Calibri" w:cs="Calibri"/>
+          <w:color w:val="111111"/>
+          <w:sz w:val="20"/>
+          <w:szCs w:val="20"/>
+        </w:rPr>
+        <w:t xml:space="preserve">se descartaron dos rondas enteras por leer bajo, la del 14/09/2026 en cuatro unidades y la del 13/08/2026 en el AE908DH, ésta última hasta 3 mm por debajo de lo real. En los dos casos el instrumento no tuvo nada que ver: un calibre digital se equivoca en centésimas de milímetro, no en milímetros. Lo que mueve milímetros es el punto donde se apoya. Una medición que lee bajo no molesta sólo a esa cubierta: la ronda siguiente parece que la goma creció, el cálculo de desgaste corta el tramo y la cubierta queda </w:t>
+      </w:r>
+      <w:r>
+        <w:rPr>
+          <w:rFonts w:ascii="Calibri" w:eastAsia="Times New Roman" w:hAnsi="Calibri" w:cs="Calibri"/>
+          <w:color w:val="111111"/>
+          <w:sz w:val="20"/>
+          <w:szCs w:val="20"/>
+        </w:rPr>
+        <w:t>sin tasa.</w:t>
       </w:r>
     </w:p>
     <w:p>
       <w:pPr>
+        <w:pStyle w:val="Ttulo3"/>
+        <w:rPr>
+          <w:rFonts w:ascii="Calibri" w:eastAsia="Times New Roman" w:hAnsi="Calibri" w:cs="Calibri"/>
+          <w:color w:val="111111"/>
+        </w:rPr>
+      </w:pPr>
+      <w:r>
+        <w:rPr>
+          <w:rFonts w:ascii="Calibri" w:eastAsia="Times New Roman" w:hAnsi="Calibri" w:cs="Calibri"/>
+          <w:color w:val="111111"/>
+        </w:rPr>
+        <w:t>7.3 Presión</w:t>
+      </w:r>
+    </w:p>
+    <w:p>
+      <w:pPr>
         <w:pStyle w:val="NormalWeb"/>
         <w:rPr>
           <w:rFonts w:ascii="Calibri" w:hAnsi="Calibri" w:cs="Calibri"/>
@@ -3208,7 +3294,6 @@
           <w:sz w:val="22"/>
           <w:szCs w:val="22"/>
         </w:rPr>
-        <w:lastRenderedPageBreak/>
         <w:t xml:space="preserve">Rango de trabajo: </w:t>
       </w:r>
       <w:r>
@@ -4428,11 +4513,11 @@
         <w:tblLook w:val="04A0" w:firstRow="1" w:lastRow="0" w:firstColumn="1" w:lastColumn="0" w:noHBand="0" w:noVBand="1"/>
       </w:tblPr>
       <w:tblGrid>
-        <w:gridCol w:w="544"/>
-        <w:gridCol w:w="1481"/>
-        <w:gridCol w:w="793"/>
-        <w:gridCol w:w="4292"/>
-        <w:gridCol w:w="1378"/>
+        <w:gridCol w:w="453"/>
+        <w:gridCol w:w="1231"/>
+        <w:gridCol w:w="659"/>
+        <w:gridCol w:w="4999"/>
+        <w:gridCol w:w="1146"/>
       </w:tblGrid>
       <w:tr>
         <w:tc>
@@ -4884,6 +4969,198 @@
                 <w:szCs w:val="20"/>
               </w:rPr>
               <w:t>1</w:t>
+            </w:r>
+          </w:p>
+        </w:tc>
+        <w:tc>
+          <w:tcPr>
+            <w:tcW w:w="0" w:type="auto"/>
+            <w:tcBorders>
+              <w:top w:val="single" w:sz="6" w:space="0" w:color="999999"/>
+              <w:left w:val="single" w:sz="6" w:space="0" w:color="999999"/>
+              <w:bottom w:val="single" w:sz="6" w:space="0" w:color="999999"/>
+              <w:right w:val="single" w:sz="6" w:space="0" w:color="999999"/>
+            </w:tcBorders>
+            <w:tcMar>
+              <w:top w:w="60" w:type="dxa"/>
+              <w:left w:w="90" w:type="dxa"/>
+              <w:bottom w:w="60" w:type="dxa"/>
+              <w:right w:w="90" w:type="dxa"/>
+            </w:tcMar>
+            <w:hideMark/>
+          </w:tcPr>
+          <w:p>
+            <w:pPr>
+              <w:spacing w:before="90"/>
+              <w:rPr>
+                <w:rFonts w:ascii="Calibri" w:eastAsia="Times New Roman" w:hAnsi="Calibri" w:cs="Calibri"/>
+                <w:color w:val="111111"/>
+                <w:sz w:val="20"/>
+                <w:szCs w:val="20"/>
+              </w:rPr>
+            </w:pPr>
+            <w:r>
+              <w:rPr>
+                <w:rFonts w:ascii="Calibri" w:eastAsia="Times New Roman" w:hAnsi="Calibri" w:cs="Calibri"/>
+                <w:color w:val="111111"/>
+                <w:sz w:val="20"/>
+                <w:szCs w:val="20"/>
+              </w:rPr>
+              <w:t> </w:t>
+            </w:r>
+          </w:p>
+        </w:tc>
+        <w:tc>
+          <w:tcPr>
+            <w:tcW w:w="0" w:type="auto"/>
+            <w:tcBorders>
+              <w:top w:val="single" w:sz="6" w:space="0" w:color="999999"/>
+              <w:left w:val="single" w:sz="6" w:space="0" w:color="999999"/>
+              <w:bottom w:val="single" w:sz="6" w:space="0" w:color="999999"/>
+              <w:right w:val="single" w:sz="6" w:space="0" w:color="999999"/>
+            </w:tcBorders>
+            <w:tcMar>
+              <w:top w:w="60" w:type="dxa"/>
+              <w:left w:w="90" w:type="dxa"/>
+              <w:bottom w:w="60" w:type="dxa"/>
+              <w:right w:w="90" w:type="dxa"/>
+            </w:tcMar>
+            <w:hideMark/>
+          </w:tcPr>
+          <w:p>
+            <w:pPr>
+              <w:spacing w:before="90"/>
+              <w:rPr>
+                <w:rFonts w:ascii="Calibri" w:eastAsia="Times New Roman" w:hAnsi="Calibri" w:cs="Calibri"/>
+                <w:color w:val="111111"/>
+                <w:sz w:val="20"/>
+                <w:szCs w:val="20"/>
+              </w:rPr>
+            </w:pPr>
+            <w:r>
+              <w:rPr>
+                <w:rFonts w:ascii="Calibri" w:eastAsia="Times New Roman" w:hAnsi="Calibri" w:cs="Calibri"/>
+                <w:color w:val="111111"/>
+                <w:sz w:val="20"/>
+                <w:szCs w:val="20"/>
+              </w:rPr>
+              <w:t>SDF</w:t>
+            </w:r>
+          </w:p>
+        </w:tc>
+        <w:tc>
+          <w:tcPr>
+            <w:tcW w:w="0" w:type="auto"/>
+            <w:tcBorders>
+              <w:top w:val="single" w:sz="6" w:space="0" w:color="999999"/>
+              <w:left w:val="single" w:sz="6" w:space="0" w:color="999999"/>
+              <w:bottom w:val="single" w:sz="6" w:space="0" w:color="999999"/>
+              <w:right w:val="single" w:sz="6" w:space="0" w:color="999999"/>
+            </w:tcBorders>
+            <w:tcMar>
+              <w:top w:w="60" w:type="dxa"/>
+              <w:left w:w="90" w:type="dxa"/>
+              <w:bottom w:w="60" w:type="dxa"/>
+              <w:right w:w="90" w:type="dxa"/>
+            </w:tcMar>
+            <w:hideMark/>
+          </w:tcPr>
+          <w:p>
+            <w:pPr>
+              <w:spacing w:before="90"/>
+              <w:rPr>
+                <w:rFonts w:ascii="Calibri" w:eastAsia="Times New Roman" w:hAnsi="Calibri" w:cs="Calibri"/>
+                <w:color w:val="111111"/>
+                <w:sz w:val="20"/>
+                <w:szCs w:val="20"/>
+              </w:rPr>
+            </w:pPr>
+            <w:r>
+              <w:rPr>
+                <w:rFonts w:ascii="Calibri" w:eastAsia="Times New Roman" w:hAnsi="Calibri" w:cs="Calibri"/>
+                <w:color w:val="111111"/>
+                <w:sz w:val="20"/>
+                <w:szCs w:val="20"/>
+              </w:rPr>
+              <w:t>Punto de apoyo del calibre en 7.2: canal del centro, nunca sobre el testigo de desgaste, y verificación del cero. Se agrega la nota con las dos rondas descartadas por leer bajo.</w:t>
+            </w:r>
+          </w:p>
+        </w:tc>
+        <w:tc>
+          <w:tcPr>
+            <w:tcW w:w="0" w:type="auto"/>
+            <w:tcBorders>
+              <w:top w:val="single" w:sz="6" w:space="0" w:color="999999"/>
+              <w:left w:val="single" w:sz="6" w:space="0" w:color="999999"/>
+              <w:bottom w:val="single" w:sz="6" w:space="0" w:color="999999"/>
+              <w:right w:val="single" w:sz="6" w:space="0" w:color="999999"/>
+            </w:tcBorders>
+            <w:tcMar>
+              <w:top w:w="60" w:type="dxa"/>
+              <w:left w:w="90" w:type="dxa"/>
+              <w:bottom w:w="60" w:type="dxa"/>
+              <w:right w:w="90" w:type="dxa"/>
+            </w:tcMar>
+            <w:hideMark/>
+          </w:tcPr>
+          <w:p>
+            <w:pPr>
+              <w:spacing w:before="90"/>
+              <w:rPr>
+                <w:rFonts w:ascii="Calibri" w:eastAsia="Times New Roman" w:hAnsi="Calibri" w:cs="Calibri"/>
+                <w:color w:val="111111"/>
+                <w:sz w:val="20"/>
+                <w:szCs w:val="20"/>
+              </w:rPr>
+            </w:pPr>
+            <w:r>
+              <w:rPr>
+                <w:rFonts w:ascii="Calibri" w:eastAsia="Times New Roman" w:hAnsi="Calibri" w:cs="Calibri"/>
+                <w:color w:val="111111"/>
+                <w:sz w:val="20"/>
+                <w:szCs w:val="20"/>
+              </w:rPr>
+              <w:t>21/10/2026</w:t>
+            </w:r>
+          </w:p>
+        </w:tc>
+      </w:tr>
+      <w:tr>
+        <w:tc>
+          <w:tcPr>
+            <w:tcW w:w="0" w:type="auto"/>
+            <w:tcBorders>
+              <w:top w:val="single" w:sz="6" w:space="0" w:color="999999"/>
+              <w:left w:val="single" w:sz="6" w:space="0" w:color="999999"/>
+              <w:bottom w:val="single" w:sz="6" w:space="0" w:color="999999"/>
+              <w:right w:val="single" w:sz="6" w:space="0" w:color="999999"/>
+            </w:tcBorders>
+            <w:tcMar>
+              <w:top w:w="60" w:type="dxa"/>
+              <w:left w:w="90" w:type="dxa"/>
+              <w:bottom w:w="60" w:type="dxa"/>
+              <w:right w:w="90" w:type="dxa"/>
+            </w:tcMar>
+            <w:hideMark/>
+          </w:tcPr>
+          <w:p>
+            <w:pPr>
+              <w:spacing w:before="90"/>
+              <w:rPr>
+                <w:rFonts w:ascii="Calibri" w:eastAsia="Times New Roman" w:hAnsi="Calibri" w:cs="Calibri"/>
+                <w:color w:val="111111"/>
+                <w:sz w:val="20"/>
+                <w:szCs w:val="20"/>
+              </w:rPr>
+            </w:pPr>
+            <w:r>
+              <w:rPr>
+                <w:rFonts w:ascii="Calibri" w:eastAsia="Times New Roman" w:hAnsi="Calibri" w:cs="Calibri"/>
+                <w:color w:val="111111"/>
+                <w:sz w:val="20"/>
+                <w:szCs w:val="20"/>
+              </w:rPr>
+              <w:t>2</w:t>
             </w:r>
           </w:p>
         </w:tc>
@@ -5061,9 +5338,9 @@
 <file path=word/numbering.xml><?xml version="1.0" encoding="utf-8"?>
 <w:numbering xmlns:wpc="http://schemas.microsoft.com/office/word/2010/wordprocessingCanvas" xmlns:cx="http://schemas.microsoft.com/office/drawing/2014/chartex" xmlns:cx1="http://schemas.microsoft.com/office/drawing/2015/9/8/chartex" xmlns:cx2="http://schemas.microsoft.com/office/drawing/2015/10/21/chartex" xmlns:cx3="http://schemas.microsoft.com/office/drawing/2016/5/9/chartex" xmlns:cx4="http://schemas.microsoft.com/office/drawing/2016/5/10/chartex" xmlns:cx5="http://schemas.microsoft.com/office/drawing/2016/5/11/chartex" xmlns:cx6="http://schemas.microsoft.com/office/drawing/2016/5/12/chartex" xmlns:cx7="http://schemas.microsoft.com/office/drawing/2016/5/13/chartex" xmlns:cx8="http://schemas.microsoft.com/office/drawing/2016/5/14/chartex" xmlns:mc="http://schemas.openxmlformats.org/markup-compatibility/2006" xmlns:aink="http://schemas.microsoft.com/office/drawing/2016/ink" xmlns:am3d="http://schemas.microsoft.com/office/drawing/2017/model3d" xmlns:o="urn:schemas-microsoft-com:office:office" xmlns:oel="http://schemas.microsoft.com/office/2019/extlst" xmlns:r="http://schemas.openxmlformats.org/officeDocument/2006/relationships" xmlns:m="http://schemas.openxmlformats.org/officeDocument/2006/math" xmlns:v="urn:schemas-microsoft-com:vml" xmlns:wp14="http://schemas.microsoft.com/office/word/2010/wordprocessingDrawing" xmlns:wp="http://schemas.openxmlformats.org/drawingml/2006/wordprocessingDrawing" xmlns:w10="urn:schemas-microsoft-com:office:word" xmlns:w="http://schemas.openxmlformats.org/wordprocessingml/2006/main" xmlns:w14="http://schemas.microsoft.com/office/word/2010/wordml" xmlns:w15="http://schemas.microsoft.com/office/word/2012/wordml" xmlns:w16cex="http://schemas.microsoft.com/office/word/2018/wordml/cex" xmlns:w16cid="http://schemas.microsoft.com/office/word/2016/wordml/cid" xmlns:w16="http://schemas.microsoft.com/office/word/2018/wordml" xmlns:w16du="http://schemas.microsoft.com/office/word/2023/wordml/word16du" xmlns:w16sdtdh="http://schemas.microsoft.com/office/word/2020/wordml/sdtdatahash" xmlns:w16sdtfl="http://schemas.microsoft.com/office/word/2024/wordml/sdtformatlock" xmlns:w16se="http://schemas.microsoft.com/office/word/2015/wordml/symex" xmlns:wpg="http://schemas.microsoft.com/office/word/2010/wordprocessingGroup" xmlns:wpi="http://schemas.microsoft.com/office/word/2010/wordprocessingInk" xmlns:wne="http://schemas.microsoft.com/office/word/2006/wordml" xmlns:wps="http://schemas.microsoft.com/office/word/2010/wordprocessingShape" mc:Ignorable="w14 w15 w16se w16cid w16 w16cex w16sdtdh w16sdtfl w16du wp14">
   <w:abstractNum w:abstractNumId="0" w15:restartNumberingAfterBreak="0">
-    <w:nsid w:val="07B72165"/>
+    <w:nsid w:val="19EF2007"/>
     <w:multiLevelType w:val="multilevel"/>
-    <w:tmpl w:val="C9846792"/>
+    <w:tmpl w:val="D024A514"/>
     <w:lvl w:ilvl="0">
       <w:start w:val="1"/>
       <w:numFmt w:val="bullet"/>
@@ -5210,9 +5487,9 @@
     </w:lvl>
   </w:abstractNum>
   <w:abstractNum w:abstractNumId="1" w15:restartNumberingAfterBreak="0">
-    <w:nsid w:val="0F38090E"/>
+    <w:nsid w:val="588D6727"/>
     <w:multiLevelType w:val="multilevel"/>
-    <w:tmpl w:val="3FF885A4"/>
+    <w:tmpl w:val="57D4F914"/>
     <w:lvl w:ilvl="0">
       <w:start w:val="1"/>
       <w:numFmt w:val="decimal"/>
@@ -5323,9 +5600,9 @@
     </w:lvl>
   </w:abstractNum>
   <w:abstractNum w:abstractNumId="2" w15:restartNumberingAfterBreak="0">
-    <w:nsid w:val="26C1054D"/>
+    <w:nsid w:val="5E065FDB"/>
     <w:multiLevelType w:val="multilevel"/>
-    <w:tmpl w:val="174E8A44"/>
+    <w:tmpl w:val="1D885E7E"/>
     <w:lvl w:ilvl="0">
       <w:start w:val="1"/>
       <w:numFmt w:val="bullet"/>
@@ -5472,9 +5749,9 @@
     </w:lvl>
   </w:abstractNum>
   <w:abstractNum w:abstractNumId="3" w15:restartNumberingAfterBreak="0">
-    <w:nsid w:val="2A996C94"/>
+    <w:nsid w:val="67335EBC"/>
     <w:multiLevelType w:val="multilevel"/>
-    <w:tmpl w:val="61F0D202"/>
+    <w:tmpl w:val="39D63516"/>
     <w:lvl w:ilvl="0">
       <w:start w:val="1"/>
       <w:numFmt w:val="bullet"/>
@@ -5620,17 +5897,17 @@
       </w:rPr>
     </w:lvl>
   </w:abstractNum>
-  <w:num w:numId="1" w16cid:durableId="1008679196">
+  <w:num w:numId="1" w16cid:durableId="221327872">
     <w:abstractNumId w:val="1"/>
   </w:num>
-  <w:num w:numId="2" w16cid:durableId="2121490644">
+  <w:num w:numId="2" w16cid:durableId="1991521393">
+    <w:abstractNumId w:val="3"/>
+  </w:num>
+  <w:num w:numId="3" w16cid:durableId="795609930">
     <w:abstractNumId w:val="2"/>
   </w:num>
-  <w:num w:numId="3" w16cid:durableId="1845246024">
+  <w:num w:numId="4" w16cid:durableId="849947470">
     <w:abstractNumId w:val="0"/>
-  </w:num>
-  <w:num w:numId="4" w16cid:durableId="281767791">
-    <w:abstractNumId w:val="3"/>
   </w:num>
 </w:numbering>
 </file>
